--- a/downloads/documents/05 Materials/Unit 04/Slides/Slides 04.13 - Furnish It on a Budget.docx
+++ b/downloads/documents/05 Materials/Unit 04/Slides/Slides 04.13 - Furnish It on a Budget.docx
@@ -571,7 +571,7 @@
         <w:pStyle w:val="Compact"/>
       </w:pPr>
       <w:r>
-        <w:t xml:space="preserve">Stop and re-decide when your subtotal passes 80 percent of the budget with needs still on the list</w:t>
+        <w:t xml:space="preserve">Stop and think again when your subtotal passes 80 percent of the budget and needs are still on the list</w:t>
       </w:r>
     </w:p>
     <w:p>
